--- a/tarea2/Presentacion.docx
+++ b/tarea2/Presentacion.docx
@@ -1002,7 +1002,7 @@
                 <w:noProof/>
                 <w:webHidden/>
               </w:rPr>
-              <w:t>6</w:t>
+              <w:t>7</w:t>
             </w:r>
             <w:r>
               <w:rPr>
@@ -1071,7 +1071,7 @@
                 <w:noProof/>
                 <w:webHidden/>
               </w:rPr>
-              <w:t>6</w:t>
+              <w:t>7</w:t>
             </w:r>
             <w:r>
               <w:rPr>
@@ -1207,7 +1207,7 @@
                 <w:noProof/>
                 <w:webHidden/>
               </w:rPr>
-              <w:t>8</w:t>
+              <w:t>9</w:t>
             </w:r>
             <w:r>
               <w:rPr>
@@ -1262,7 +1262,13 @@
         <w:t>Ingeniero</w:t>
       </w:r>
       <w:r>
-        <w:t xml:space="preserve"> en Desarrollo de Software con experiencia en soporte técnico y en la creación de soluciones tecnológicas a nivel full-stack utilizando .NET MVC, Spring Boot</w:t>
+        <w:t xml:space="preserve"> en Desarrollo de Software con experiencia en soporte técnico y en la creación de soluciones tecnológicas </w:t>
+      </w:r>
+      <w:r>
+        <w:t xml:space="preserve">en backend </w:t>
+      </w:r>
+      <w:r>
+        <w:t>utilizando .NET MVC, Spring Boot</w:t>
       </w:r>
       <w:r>
         <w:t>,</w:t>
@@ -1271,10 +1277,13 @@
         <w:t xml:space="preserve"> Angular</w:t>
       </w:r>
       <w:r>
-        <w:t xml:space="preserve"> e Inteligencia Artificial</w:t>
-      </w:r>
-      <w:r>
-        <w:t>. He desarrollado proyectos que integran inteligencia artificial, generación automática de contenido y sistemas web dinámicos, aplicando buenas prácticas en programación, pruebas y depuración. Me destaco por la capacidad de aprender rápidamente nuevas tecnologías, el compromiso con la calidad del software y el enfoque en la innovación para aportar valor en cada proyecto.</w:t>
+        <w:t xml:space="preserve"> </w:t>
+      </w:r>
+      <w:r>
+        <w:t>e implementación de APIs de Inteligencia Artificial</w:t>
+      </w:r>
+      <w:r>
+        <w:t>.</w:t>
       </w:r>
     </w:p>
     <w:p>
@@ -1351,28 +1360,28 @@
       </w:pPr>
       <w:bookmarkStart w:id="5" w:name="_Toc210389168"/>
       <w:r>
+        <w:t>Slogan:</w:t>
+      </w:r>
+      <w:bookmarkEnd w:id="5"/>
+    </w:p>
+    <w:p>
+      <w:r>
+        <w:t>"</w:t>
+      </w:r>
+      <w:r>
+        <w:t>La creatividad en el código</w:t>
+      </w:r>
+      <w:r>
+        <w:t>"</w:t>
+      </w:r>
+    </w:p>
+    <w:p>
+      <w:pPr>
+        <w:pStyle w:val="Heading3"/>
+      </w:pPr>
+      <w:bookmarkStart w:id="6" w:name="_Toc210389169"/>
+      <w:r>
         <w:lastRenderedPageBreak/>
-        <w:t>Slogan:</w:t>
-      </w:r>
-      <w:bookmarkEnd w:id="5"/>
-    </w:p>
-    <w:p>
-      <w:r>
-        <w:t>"</w:t>
-      </w:r>
-      <w:r>
-        <w:t>La creatividad en el código</w:t>
-      </w:r>
-      <w:r>
-        <w:t>"</w:t>
-      </w:r>
-    </w:p>
-    <w:p>
-      <w:pPr>
-        <w:pStyle w:val="Heading3"/>
-      </w:pPr>
-      <w:bookmarkStart w:id="6" w:name="_Toc210389169"/>
-      <w:r>
         <w:t>Fondo de presentación</w:t>
       </w:r>
       <w:bookmarkEnd w:id="6"/>
@@ -1450,6 +1459,9 @@
     </w:p>
     <w:p>
       <w:r>
+        <w:rPr>
+          <w:noProof/>
+        </w:rPr>
         <w:drawing>
           <wp:inline distT="0" distB="0" distL="0" distR="0" wp14:anchorId="42AF553D" wp14:editId="6C825325">
             <wp:extent cx="3238952" cy="2953162"/>
@@ -1788,6 +1800,9 @@
     </w:p>
     <w:p>
       <w:r>
+        <w:rPr>
+          <w:noProof/>
+        </w:rPr>
         <w:lastRenderedPageBreak/>
         <w:drawing>
           <wp:inline distT="0" distB="0" distL="0" distR="0" wp14:anchorId="6A8CFB1C" wp14:editId="00BAF211">
@@ -1972,7 +1987,12 @@
       </w:r>
       <w:r>
         <w:br/>
-        <w:t>Convertirme en un profesional altamente especializado en desarrollo de software y arquitectura de soluciones tecnológicas, contribuyendo a proyectos que integren desarrollo backend, desarrollo web y bases de datos, con impacto positivo en la empresa y usuarios a nivel nacional e internacional.</w:t>
+      </w:r>
+      <w:r>
+        <w:t>Ser</w:t>
+      </w:r>
+      <w:r>
+        <w:t xml:space="preserve"> un profesional altamente especializado en desarrollo de software y arquitectura de soluciones tecnológicas, contribuyendo a proyectos que integren desarrollo backend, desarrollo web y bases de datos, con impacto positivo en la empresa y usuarios a nivel nacional e internacional.</w:t>
       </w:r>
     </w:p>
     <w:p>
@@ -2173,21 +2193,7 @@
             <w:rStyle w:val="Hyperlink"/>
             <w:lang w:val="en-US"/>
           </w:rPr>
-          <w:t>www.linke</w:t>
-        </w:r>
-        <w:r>
-          <w:rPr>
-            <w:rStyle w:val="Hyperlink"/>
-            <w:lang w:val="en-US"/>
-          </w:rPr>
-          <w:t>d</w:t>
-        </w:r>
-        <w:r>
-          <w:rPr>
-            <w:rStyle w:val="Hyperlink"/>
-            <w:lang w:val="en-US"/>
-          </w:rPr>
-          <w:t>in.com/in/juan-solano-7795b2340</w:t>
+          <w:t>www.linkedin.com/in/juan-solano-7795b2340</w:t>
         </w:r>
       </w:hyperlink>
     </w:p>
@@ -2243,6 +2249,9 @@
         <w:pStyle w:val="ListParagraph"/>
       </w:pPr>
       <w:r>
+        <w:rPr>
+          <w:noProof/>
+        </w:rPr>
         <w:lastRenderedPageBreak/>
         <w:drawing>
           <wp:inline distT="0" distB="0" distL="0" distR="0" wp14:anchorId="3B26E6FD" wp14:editId="7ED4837D">
